--- a/data/Dialogues multilateral_2nd Global Forum on the Ethics of AI.docx
+++ b/data/Dialogues multilateral_2nd Global Forum on the Ethics of AI.docx
@@ -160,7 +160,7 @@
               <w:pStyle w:val="Compact"/>
             </w:pPr>
             <w:r>
-              <w:t xml:space="preserve">AI Ethics</w:t>
+              <w:t xml:space="preserve">AI Ethics; Artificial Intelligence</w:t>
             </w:r>
           </w:p>
         </w:tc>
